--- a/PLANTILLA_USAR/PAT-03-G-001-F-006.docx
+++ b/PLANTILLA_USAR/PAT-03-G-001-F-006.docx
@@ -593,7 +593,7 @@
           <w:szCs w:val="22"/>
           <w:lang w:val="es-EC"/>
         </w:rPr>
-        <w:t xml:space="preserve">Dr. </w:t>
+        <w:t xml:space="preserve">{{ TutorFirma }}</w:t>
       </w:r>
       <w:r>
         <w:rPr>
@@ -603,7 +603,7 @@
           <w:szCs w:val="22"/>
           <w:lang w:val="es-EC"/>
         </w:rPr>
-        <w:t>Rodríguez Zambrano</w:t>
+        <w:t/>
       </w:r>
       <w:r>
         <w:rPr>
@@ -612,7 +612,7 @@
           <w:sz w:val="22"/>
           <w:szCs w:val="22"/>
         </w:rPr>
-        <w:t xml:space="preserve"> </w:t>
+        <w:t xml:space="preserve"/>
       </w:r>
       <w:r>
         <w:rPr>
@@ -622,7 +622,7 @@
           <w:szCs w:val="22"/>
           <w:lang w:val="es-EC"/>
         </w:rPr>
-        <w:t>Arturo Damián</w:t>
+        <w:t/>
       </w:r>
       <w:r>
         <w:rPr>
@@ -632,7 +632,7 @@
           <w:szCs w:val="22"/>
           <w:lang w:val="es-EC"/>
         </w:rPr>
-        <w:t>, PhD</w:t>
+        <w:t/>
       </w:r>
     </w:p>
     <w:p>
